--- a/Coursework Project - 2D Platformer Analysis.docx
+++ b/Coursework Project - 2D Platformer Analysis.docx
@@ -1772,15 +1772,7 @@
         <w:t xml:space="preserve"> – or in platforming – like an extra jump or dash</w:t>
       </w:r>
       <w:r>
-        <w:t xml:space="preserve">. These abilities cost </w:t>
-      </w:r>
-      <w:proofErr w:type="gramStart"/>
-      <w:r>
-        <w:t>energy</w:t>
-      </w:r>
-      <w:proofErr w:type="gramEnd"/>
-      <w:r>
-        <w:t xml:space="preserve"> </w:t>
+        <w:t xml:space="preserve">. These abilities cost energy </w:t>
       </w:r>
       <w:r>
         <w:t xml:space="preserve">and they allow you </w:t>
@@ -2506,7 +2498,7 @@
           <w:noProof/>
         </w:rPr>
         <w:drawing>
-          <wp:anchor distT="0" distB="0" distL="114300" distR="114300" simplePos="0" relativeHeight="251659276" behindDoc="1" locked="0" layoutInCell="1" allowOverlap="1" wp14:anchorId="25BD57EA" wp14:editId="069FE79C">
+          <wp:anchor distT="0" distB="0" distL="114300" distR="114300" simplePos="0" relativeHeight="251659276" behindDoc="1" locked="0" layoutInCell="1" allowOverlap="1" wp14:anchorId="25BD57EA" wp14:editId="64DA903C">
             <wp:simplePos x="0" y="0"/>
             <wp:positionH relativeFrom="margin">
               <wp:align>left</wp:align>
@@ -4409,6 +4401,123 @@
       </w:tr>
       <w:tr>
         <w:trPr>
+          <w:trHeight w:val="2318"/>
+        </w:trPr>
+        <w:tc>
+          <w:tcPr>
+            <w:tcW w:w="1702" w:type="dxa"/>
+            <w:vMerge/>
+          </w:tcPr>
+          <w:p>
+            <w:pPr>
+              <w:tabs>
+                <w:tab w:val="left" w:pos="1785"/>
+              </w:tabs>
+              <w:rPr>
+                <w:sz w:val="22"/>
+                <w:szCs w:val="22"/>
+              </w:rPr>
+            </w:pPr>
+          </w:p>
+        </w:tc>
+        <w:tc>
+          <w:tcPr>
+            <w:tcW w:w="1566" w:type="dxa"/>
+          </w:tcPr>
+          <w:p>
+            <w:pPr>
+              <w:tabs>
+                <w:tab w:val="left" w:pos="1785"/>
+              </w:tabs>
+              <w:rPr>
+                <w:sz w:val="22"/>
+                <w:szCs w:val="22"/>
+              </w:rPr>
+            </w:pPr>
+            <w:r>
+              <w:rPr>
+                <w:sz w:val="22"/>
+                <w:szCs w:val="22"/>
+              </w:rPr>
+              <w:t>Settings Menu</w:t>
+            </w:r>
+          </w:p>
+        </w:tc>
+        <w:tc>
+          <w:tcPr>
+            <w:tcW w:w="1977" w:type="dxa"/>
+          </w:tcPr>
+          <w:p>
+            <w:pPr>
+              <w:tabs>
+                <w:tab w:val="left" w:pos="1785"/>
+              </w:tabs>
+              <w:rPr>
+                <w:sz w:val="22"/>
+                <w:szCs w:val="22"/>
+              </w:rPr>
+            </w:pPr>
+            <w:r>
+              <w:rPr>
+                <w:b/>
+                <w:bCs/>
+                <w:sz w:val="22"/>
+                <w:szCs w:val="22"/>
+              </w:rPr>
+              <w:t xml:space="preserve">A working settings menu, </w:t>
+            </w:r>
+            <w:r>
+              <w:rPr>
+                <w:sz w:val="22"/>
+                <w:szCs w:val="22"/>
+              </w:rPr>
+              <w:t>that allows the user to change the volume, and the controls to what they prefer.</w:t>
+            </w:r>
+          </w:p>
+        </w:tc>
+        <w:tc>
+          <w:tcPr>
+            <w:tcW w:w="3756" w:type="dxa"/>
+          </w:tcPr>
+          <w:p>
+            <w:pPr>
+              <w:tabs>
+                <w:tab w:val="left" w:pos="1785"/>
+              </w:tabs>
+              <w:rPr>
+                <w:sz w:val="22"/>
+                <w:szCs w:val="22"/>
+              </w:rPr>
+            </w:pPr>
+            <w:r>
+              <w:rPr>
+                <w:sz w:val="22"/>
+                <w:szCs w:val="22"/>
+              </w:rPr>
+              <w:t>If the game is too loud/quiet for the user, the ability to change this would be incredibly helpful for the user’s overall satisfaction of the game. This is similar with allowing them to change the controls to fit how they would like to play.</w:t>
+            </w:r>
+          </w:p>
+        </w:tc>
+        <w:tc>
+          <w:tcPr>
+            <w:tcW w:w="1489" w:type="dxa"/>
+            <w:shd w:val="clear" w:color="auto" w:fill="FFFF00"/>
+          </w:tcPr>
+          <w:p>
+            <w:pPr>
+              <w:tabs>
+                <w:tab w:val="left" w:pos="1785"/>
+              </w:tabs>
+              <w:rPr>
+                <w:sz w:val="22"/>
+                <w:szCs w:val="22"/>
+              </w:rPr>
+            </w:pPr>
+          </w:p>
+        </w:tc>
+      </w:tr>
+      <w:tr>
+        <w:trPr>
           <w:trHeight w:val="2252"/>
         </w:trPr>
         <w:tc>
@@ -4795,7 +4904,6 @@
                 <w:sz w:val="22"/>
                 <w:szCs w:val="22"/>
               </w:rPr>
-              <w:lastRenderedPageBreak/>
               <w:t>Gameplay</w:t>
             </w:r>
           </w:p>
@@ -6335,6 +6443,7 @@
         </w:tabs>
       </w:pPr>
       <w:r>
+        <w:lastRenderedPageBreak/>
         <w:t>Hard Mode:</w:t>
       </w:r>
     </w:p>
@@ -6633,6 +6742,7 @@
         </w:tabs>
       </w:pPr>
       <w:r>
+        <w:lastRenderedPageBreak/>
         <w:t>Would you use a cosmetic store?</w:t>
       </w:r>
     </w:p>
@@ -6660,7 +6770,6 @@
         <w:rPr>
           <w:noProof/>
         </w:rPr>
-        <w:lastRenderedPageBreak/>
         <w:drawing>
           <wp:inline distT="0" distB="0" distL="0" distR="0" wp14:anchorId="5AEDA9BA" wp14:editId="11F344CA">
             <wp:extent cx="4686300" cy="1751781"/>
@@ -6850,10 +6959,27 @@
         </w:tabs>
       </w:pPr>
       <w:r>
-        <w:t xml:space="preserve">The responses to this question show to me the order of features that I should focus on and how I should prioritize them based on </w:t>
+        <w:t>The responses to this question show to me th</w:t>
+      </w:r>
+      <w:r>
+        <w:t xml:space="preserve">at </w:t>
+      </w:r>
+      <w:proofErr w:type="gramStart"/>
+      <w:r>
+        <w:t xml:space="preserve">the </w:t>
+      </w:r>
+      <w:r>
+        <w:t>and</w:t>
+      </w:r>
+      <w:proofErr w:type="gramEnd"/>
+      <w:r>
+        <w:t xml:space="preserve"> how I should prioritize them based on </w:t>
       </w:r>
       <w:r>
         <w:t>which ones are decided to be most important.</w:t>
+      </w:r>
+      <w:r>
+        <w:t xml:space="preserve"> </w:t>
       </w:r>
     </w:p>
     <w:p>
@@ -6911,10 +7037,30 @@
         </w:tabs>
       </w:pPr>
       <w:r>
-        <w:t xml:space="preserve">This question just </w:t>
-      </w:r>
-      <w:r>
-        <w:t>tells me what the most popular controls are and which ones I should default to each action in game.</w:t>
+        <w:t>Th</w:t>
+      </w:r>
+      <w:r>
+        <w:t xml:space="preserve">e </w:t>
+      </w:r>
+      <w:proofErr w:type="gramStart"/>
+      <w:r>
+        <w:t>answers</w:t>
+      </w:r>
+      <w:proofErr w:type="gramEnd"/>
+      <w:r>
+        <w:t xml:space="preserve"> to this</w:t>
+      </w:r>
+      <w:r>
+        <w:t xml:space="preserve"> question</w:t>
+      </w:r>
+      <w:r>
+        <w:t xml:space="preserve"> indicates </w:t>
+      </w:r>
+      <w:r>
+        <w:t>what the most popular controls are and which ones I should default to each action in game.</w:t>
+      </w:r>
+      <w:r>
+        <w:t xml:space="preserve"> As the mouse click is by far the option with the most votes.</w:t>
       </w:r>
     </w:p>
     <w:p>
@@ -6928,7 +7074,7 @@
           <w:noProof/>
         </w:rPr>
         <w:drawing>
-          <wp:anchor distT="0" distB="0" distL="114300" distR="114300" simplePos="0" relativeHeight="251658251" behindDoc="1" locked="0" layoutInCell="1" allowOverlap="1" wp14:anchorId="41ECE5AA" wp14:editId="3E6A1477">
+          <wp:anchor distT="0" distB="0" distL="114300" distR="114300" simplePos="0" relativeHeight="251658251" behindDoc="1" locked="0" layoutInCell="1" allowOverlap="1" wp14:anchorId="41ECE5AA" wp14:editId="2C3E15E4">
             <wp:simplePos x="0" y="0"/>
             <wp:positionH relativeFrom="margin">
               <wp:posOffset>-635</wp:posOffset>
@@ -7032,6 +7178,9 @@
       <w:r>
         <w:t xml:space="preserve"> the stakeholders believe is more important. </w:t>
       </w:r>
+      <w:r>
+        <w:t>As the variety of mechanics has the most votes, more time will be spent on developing that area of the program.</w:t>
+      </w:r>
     </w:p>
     <w:p>
       <w:pPr>
@@ -7051,7 +7200,7 @@
           <w:noProof/>
         </w:rPr>
         <w:drawing>
-          <wp:anchor distT="0" distB="0" distL="114300" distR="114300" simplePos="0" relativeHeight="251658252" behindDoc="1" locked="0" layoutInCell="1" allowOverlap="1" wp14:anchorId="31B750F5" wp14:editId="2F3FD20D">
+          <wp:anchor distT="0" distB="0" distL="114300" distR="114300" simplePos="0" relativeHeight="251658252" behindDoc="1" locked="0" layoutInCell="1" allowOverlap="1" wp14:anchorId="31B750F5" wp14:editId="23631C36">
             <wp:simplePos x="0" y="0"/>
             <wp:positionH relativeFrom="margin">
               <wp:posOffset>38100</wp:posOffset>
@@ -7173,15 +7322,13 @@
         </w:rPr>
         <w:t xml:space="preserve">that the stakeholders would like the option of character customization. Thus, this is </w:t>
       </w:r>
-      <w:proofErr w:type="gramStart"/>
       <w:r>
         <w:rPr>
           <w:sz w:val="22"/>
           <w:szCs w:val="22"/>
         </w:rPr>
-        <w:t>definitely something</w:t>
-      </w:r>
-      <w:proofErr w:type="gramEnd"/>
+        <w:t>something</w:t>
+      </w:r>
       <w:r>
         <w:rPr>
           <w:sz w:val="22"/>
@@ -7280,6 +7427,7 @@
         <w:rPr>
           <w:color w:val="000000" w:themeColor="text1"/>
         </w:rPr>
+        <w:lastRenderedPageBreak/>
         <w:t>Hardware:</w:t>
       </w:r>
     </w:p>
@@ -7301,8 +7449,25 @@
         <w:rPr>
           <w:color w:val="000000" w:themeColor="text1"/>
         </w:rPr>
-        <w:lastRenderedPageBreak/>
-        <w:t>As I will be making the game in unity, the hardware should just be able to run that, because it’s a 2d game the requirements shouldn’t be much more</w:t>
+        <w:t>As I will be making the game in unity, the hardware should just be able to run th</w:t>
+      </w:r>
+      <w:r>
+        <w:rPr>
+          <w:color w:val="000000" w:themeColor="text1"/>
+        </w:rPr>
+        <w:t>e program</w:t>
+      </w:r>
+      <w:r>
+        <w:rPr>
+          <w:color w:val="000000" w:themeColor="text1"/>
+        </w:rPr>
+        <w:t xml:space="preserve">, because it’s a 2d game the requirements shouldn’t be </w:t>
+      </w:r>
+      <w:r>
+        <w:rPr>
+          <w:color w:val="000000" w:themeColor="text1"/>
+        </w:rPr>
+        <w:t>very high as not much processing power is needed to render it.</w:t>
       </w:r>
     </w:p>
     <w:p>
@@ -7325,6 +7490,26 @@
         </w:rPr>
         <w:t>A keyboard and mouse should be used to provide inputs for the game</w:t>
       </w:r>
+      <w:r>
+        <w:rPr>
+          <w:color w:val="000000" w:themeColor="text1"/>
+        </w:rPr>
+        <w:t xml:space="preserve"> as this is standard for programs </w:t>
+      </w:r>
+      <w:proofErr w:type="gramStart"/>
+      <w:r>
+        <w:rPr>
+          <w:color w:val="000000" w:themeColor="text1"/>
+        </w:rPr>
+        <w:t>similar to</w:t>
+      </w:r>
+      <w:proofErr w:type="gramEnd"/>
+      <w:r>
+        <w:rPr>
+          <w:color w:val="000000" w:themeColor="text1"/>
+        </w:rPr>
+        <w:t xml:space="preserve"> this.</w:t>
+      </w:r>
     </w:p>
     <w:p>
       <w:pPr>
@@ -7344,7 +7529,37 @@
         <w:rPr>
           <w:color w:val="000000" w:themeColor="text1"/>
         </w:rPr>
-        <w:t>As it would have sound effects, speakers/headphones should be used</w:t>
+        <w:t xml:space="preserve">As it </w:t>
+      </w:r>
+      <w:r>
+        <w:rPr>
+          <w:color w:val="000000" w:themeColor="text1"/>
+        </w:rPr>
+        <w:t>sh</w:t>
+      </w:r>
+      <w:r>
+        <w:rPr>
+          <w:color w:val="000000" w:themeColor="text1"/>
+        </w:rPr>
+        <w:t xml:space="preserve">ould have sound effects, speakers/headphones should </w:t>
+      </w:r>
+      <w:r>
+        <w:rPr>
+          <w:color w:val="000000" w:themeColor="text1"/>
+        </w:rPr>
+        <w:t xml:space="preserve">also </w:t>
+      </w:r>
+      <w:r>
+        <w:rPr>
+          <w:color w:val="000000" w:themeColor="text1"/>
+        </w:rPr>
+        <w:t>be used</w:t>
+      </w:r>
+      <w:r>
+        <w:rPr>
+          <w:color w:val="000000" w:themeColor="text1"/>
+        </w:rPr>
+        <w:t>.</w:t>
       </w:r>
     </w:p>
     <w:p>
@@ -7404,6 +7619,12 @@
         </w:rPr>
         <w:t>Need to download the game to play it</w:t>
       </w:r>
+      <w:r>
+        <w:rPr>
+          <w:color w:val="000000" w:themeColor="text1"/>
+        </w:rPr>
+        <w:t>.</w:t>
+      </w:r>
     </w:p>
     <w:p>
       <w:pPr>
@@ -7677,6 +7898,7 @@
         <w:ind w:left="720"/>
       </w:pPr>
       <w:r>
+        <w:lastRenderedPageBreak/>
         <w:t>This means</w:t>
       </w:r>
       <w:r>
